--- a/Flowfiy_User_Guide.docx
+++ b/Flowfiy_User_Guide.docx
@@ -812,7 +812,7 @@
           <w:sz w:val="26"/>
           <w:szCs w:val="26"/>
         </w:rPr>
-        <w:t xml:space="preserve">The BYOK Advantage</w:t>
+        <w:t xml:space="preserve">The Managed AI Advantage</w:t>
       </w:r>
     </w:p>
     <w:p>
@@ -826,7 +826,13 @@
           <w:sz w:val="22"/>
           <w:szCs w:val="22"/>
         </w:rPr>
-        <w:t xml:space="preserve">BYOK means Bring Your Own Key. You connect your own API accounts for Claude, Apollo, Apify, Gmail, and Calendly. This means:</w:t>
+        <w:t>Flowfiy offers two AI modes: Managed Central API (Flowfiy pays) or BYOK (bring your own Anthropic key). STARTER+ plans use Flowfiy's Central Managed API by default — no Anthropic key needed. You can switch to BYOK in Integrations if you prefer.</w:t>
+        <w:br/>
+        <w:br/>
+        <w:t>STARTER+ plans use Flowfiy's Central Managed API by default — no Anthropic key needed. You can switch to BYOK in Integrations if you prefer.</w:t>
+        <w:br/>
+        <w:br/>
+        <w:t>You connect your own API accounts for Apollo, Apify, Gmail, and Calendly. This means:</w:t>
       </w:r>
     </w:p>
     <w:p>
@@ -845,7 +851,7 @@
           <w:sz w:val="22"/>
           <w:szCs w:val="22"/>
         </w:rPr>
-        <w:t xml:space="preserve">You pay providers directly at their published rates — Flowfiy adds zero markup</w:t>
+        <w:t>Central API: Flowfiy covers Claude costs within your plan's token budget. BYOK: you pay Anthropic directly at published rates</w:t>
       </w:r>
     </w:p>
     <w:p>
@@ -883,7 +889,7 @@
           <w:sz w:val="22"/>
           <w:szCs w:val="22"/>
         </w:rPr>
-        <w:t xml:space="preserve">No artificial usage limits based on your plan tier</w:t>
+        <w:t>Usage is gated by your plan's monthly lead generation limit (not by raw token count)</w:t>
       </w:r>
     </w:p>
     <w:p>
@@ -902,7 +908,7 @@
           <w:sz w:val="22"/>
           <w:szCs w:val="22"/>
         </w:rPr>
-        <w:t xml:space="preserve">Start free: 50 lead generations at no cost, no credit card required</w:t>
+        <w:t>Start free: 100 lead generations per month, no credit card required</w:t>
       </w:r>
     </w:p>
     <w:p>
@@ -2206,7 +2212,7 @@
           <w:sz w:val="22"/>
           <w:szCs w:val="22"/>
         </w:rPr>
-        <w:t xml:space="preserve">Follow these five steps in order. The whole setup takes about 10 minutes.</w:t>
+        <w:t>Follow these steps in order. The whole setup takes about 10 minutes.</w:t>
       </w:r>
     </w:p>
     <w:p>
@@ -2342,7 +2348,7 @@
           <w:sz w:val="22"/>
           <w:szCs w:val="22"/>
         </w:rPr>
-        <w:t xml:space="preserve">Your account starts with 50 free lead generations — no credit card needed</w:t>
+        <w:t>Your account starts with 100 free lead generations per month — no credit card needed</w:t>
       </w:r>
     </w:p>
     <w:p>
@@ -3634,7 +3640,7 @@
           <w:sz w:val="24"/>
           <w:szCs w:val="24"/>
         </w:rPr>
-        <w:t xml:space="preserve">Step 4  </w:t>
+        <w:t>Step 4  Connect Your API Keys (Claude is Optional for STARTER+) (Claude is Optional for STARTER+)</w:t>
       </w:r>
       <w:r>
         <w:rPr>
@@ -3645,7 +3651,6 @@
           <w:sz w:val="24"/>
           <w:szCs w:val="24"/>
         </w:rPr>
-        <w:t xml:space="preserve">Connect Your API Keys</w:t>
       </w:r>
     </w:p>
     <w:p>
@@ -3664,7 +3669,7 @@
           <w:sz w:val="22"/>
           <w:szCs w:val="22"/>
         </w:rPr>
-        <w:t xml:space="preserve">Go to Settings → Integrations. You'll see five integration slots. Here's what each one does and where to get the key:</w:t>
+        <w:t>Go to Settings → Integrations. STARTER+ users: Claude is pre-configured via Flowfiy's Central API — skip the Anthropic key unless you want to use your own. FREE/INDIE users: connecting your Anthropic key is required to run the AI pipeline. STARTER+ users can skip the Claude key — Flowfiy's Managed Central API is used by default. BYOK is optional. Apollo, Apify, Gmail, and Calendly keys are always your own:</w:t>
       </w:r>
     </w:p>
     <w:p>
@@ -4493,7 +4498,7 @@
                 <w:sz w:val="20"/>
                 <w:szCs w:val="20"/>
               </w:rPr>
-              <w:t xml:space="preserve">You can use Flowfiy without Apollo by importing your own lead list via CSV. You can use Flowfiy without Apify — company analysis will be less detailed but still works. You cannot generate outreach without a Claude API key.</w:t>
+              <w:t xml:space="preserve">You can use Flowfiy without Apollo by importing your own lead list via CSV. You can use Flowfiy without Apify — company analysis will be less detailed but still works. You cannot generate outreach without a Claude AI (managed by Flowfiy).</w:t>
             </w:r>
           </w:p>
         </w:tc>
@@ -8550,7 +8555,7 @@
                 <w:sz w:val="20"/>
                 <w:szCs w:val="20"/>
               </w:rPr>
-              <w:t xml:space="preserve">50 lifetime</w:t>
+              <w:t>100/month</w:t>
             </w:r>
           </w:p>
         </w:tc>
@@ -9098,7 +9103,7 @@
           <w:sz w:val="22"/>
           <w:szCs w:val="22"/>
         </w:rPr>
-        <w:t xml:space="preserve">BYOK (Bring Your Own Key) means you pay Anthropic, Apollo, and Apify directly at their published rates — Flowfiy adds no markup. Your API usage, data, and rate limits all stay in your own accounts. You're not sharing credits with other users.</w:t>
+        <w:t xml:space="preserve">Managed AI means you pay Anthropic, Apollo, and Apify directly at their published rates — Flowfiy adds no markup. Your API usage, data, and rate limits all stay in your own accounts. You're not sharing credits with other users.</w:t>
       </w:r>
     </w:p>
     <w:p>
